--- a/docs/propuestas/cliente/Propuesta_Cliente_Medellin_Final.docx
+++ b/docs/propuestas/cliente/Propuesta_Cliente_Medellin_Final.docx
@@ -253,7 +253,7 @@
     </w:p>
     <w:p>
       <w:r>
-        <w:t>Cada persona aparece con su autorización escrita y su formación verificada.</w:t>
+        <w:t>Antes de iniciar el diagnóstico, verificamos la formación de cada persona del equipo y obtenemos su autorización escrita para aparecer en esta propuesta.</w:t>
       </w:r>
     </w:p>
     <w:p>
